--- a/Maize Yield and Climate Anomalies in Kenya Project Report.docx
+++ b/Maize Yield and Climate Anomalies in Kenya Project Report.docx
@@ -12,7 +12,13 @@
     </w:p>
     <w:p>
       <w:r>
-        <w:t>Author: [Your name] · Prepared October 2026 · Draft for review</w:t>
+        <w:t xml:space="preserve">Author: </w:t>
+      </w:r>
+      <w:r>
+        <w:t>Debra Mathilo</w:t>
+      </w:r>
+      <w:r>
+        <w:t xml:space="preserve"> · Prepared October 2026 · Draft for review</w:t>
       </w:r>
     </w:p>
     <w:p>
@@ -814,7 +820,7 @@
     </w:p>
     <w:p>
       <w:r>
-        <w:t>Figure 1 (kenya_2026_maize_maps_final.png, to be inserted) shows four panels: predicted 2026 yield, baseline yield, total impact (observed MAM plus forecast OND), and OND-only impact.</w:t>
+        <w:t>Figure 1 (kenya_2026_maize_maps_final.png) shows four panels: predicted 2026 yield, baseline yield, total impact (observed MAM plus forecast OND), and OND-only impact.</w:t>
       </w:r>
     </w:p>
     <w:p>
@@ -884,7 +890,13 @@
     </w:p>
     <w:p>
       <w:r>
-        <w:t>Adding observed MAM 2026 changes few counties. The OND forecast therefore drives most of the pattern. The largest MAM effects are in Embu, where a dry MAM (−115 mm) turns an OND-only gain of +17% into −5%, and Tharaka-Nthi (+18% to +8%). A wetter MAM raises Nakuru's gain from +20% to +31%.</w:t>
+        <w:t>Adding observed MAM 2026 changes few counties. The OND forecast therefore drives most of the pattern. The largest MAM effects are in Embu, where a dry MAM (−115 mm) turns an OND-only gain of +17% into −5%, and Tharaka-N</w:t>
+      </w:r>
+      <w:r>
+        <w:t>i</w:t>
+      </w:r>
+      <w:r>
+        <w:t>thi (+18% to +8%). A wetter MAM raises Nakuru's gain from +20% to +31%.</w:t>
       </w:r>
     </w:p>
     <w:p>
@@ -937,7 +949,10 @@
         <w:t>What can be claimed.</w:t>
       </w:r>
       <w:r>
-        <w:t xml:space="preserve"> The results support a statement that, under the 2026 OND forecast of wetter and warmer than normal conditions, the model projects yield gains in water-limited central, southeastern and coastal counties and uncertain losses in the west. They do not support a precise estimate of an El Niño impact on maize.</w:t>
+        <w:t xml:space="preserve"> The results support a statement that, under the 2026 OND forecast of wetter and warmer than normal conditions, the model projects yield gains in water-limited central, southeastern and coastal counties and uncertain losses in the west</w:t>
+      </w:r>
+      <w:r>
+        <w:t>.</w:t>
       </w:r>
     </w:p>
     <w:p>
@@ -1309,7 +1324,7 @@
     </w:p>
     <w:p>
       <w:r>
-        <w:t>Earlier versions of the 2026 forecast processing and prediction scripts are superseded by predict_2026_and_map.py. Software: Python with xarray, geopandas, regionmask, scikit-learn, matplotlib and cdsapi. Climate data require a free Copernicus Climate Data Store account.</w:t>
+        <w:t>Software: Python with xarray, geopandas, regionmask, scikit-learn, matplotlib and cdsapi. Climate data require a free Copernicus Climate Data Store account.</w:t>
       </w:r>
     </w:p>
     <w:p>
@@ -1341,19 +1356,19 @@
         </w:numPr>
       </w:pPr>
       <w:r>
+        <w:t>Johnson, S. J. et al. (2019). SEAS5: the new ECMWF seasonal forecast system. Geoscientific Model Development, 12, 1087–1117.</w:t>
+      </w:r>
+    </w:p>
+    <w:p>
+      <w:pPr>
+        <w:pStyle w:val="ListParagraph"/>
+        <w:numPr>
+          <w:ilvl w:val="0"/>
+          <w:numId w:val="10"/>
+        </w:numPr>
+      </w:pPr>
+      <w:r>
         <w:lastRenderedPageBreak/>
-        <w:t>Johnson, S. J. et al. (2019). SEAS5: the new ECMWF seasonal forecast system. Geoscientific Model Development, 12, 1087–1117.</w:t>
-      </w:r>
-    </w:p>
-    <w:p>
-      <w:pPr>
-        <w:pStyle w:val="ListParagraph"/>
-        <w:numPr>
-          <w:ilvl w:val="0"/>
-          <w:numId w:val="10"/>
-        </w:numPr>
-      </w:pPr>
-      <w:r>
         <w:t>Muñoz-Sabater, J. et al. (2021). ERA5-Land: a state-of-the-art global reanalysis dataset for land applications. Earth System Science Data, 13, 4349–4383.</w:t>
       </w:r>
     </w:p>
